--- a/doc/詩/唐朝/李白/李白-贈汪倫.docx
+++ b/doc/詩/唐朝/李白/李白-贈汪倫.docx
@@ -1,6 +1,6 @@
 
 <file path=word/document.xml><?xml version="1.0" encoding="utf-8"?>
-<w:document xmlns:wpc="http://schemas.microsoft.com/office/word/2010/wordprocessingCanvas" xmlns:cx="http://schemas.microsoft.com/office/drawing/2014/chartex" xmlns:cx1="http://schemas.microsoft.com/office/drawing/2015/9/8/chartex" xmlns:cx2="http://schemas.microsoft.com/office/drawing/2015/10/21/chartex" xmlns:cx3="http://schemas.microsoft.com/office/drawing/2016/5/9/chartex" xmlns:cx4="http://schemas.microsoft.com/office/drawing/2016/5/10/chartex" xmlns:cx5="http://schemas.microsoft.com/office/drawing/2016/5/11/chartex" xmlns:cx6="http://schemas.microsoft.com/office/drawing/2016/5/12/chartex" xmlns:cx7="http://schemas.microsoft.com/office/drawing/2016/5/13/chartex" xmlns:cx8="http://schemas.microsoft.com/office/drawing/2016/5/14/chartex" xmlns:mc="http://schemas.openxmlformats.org/markup-compatibility/2006" xmlns:aink="http://schemas.microsoft.com/office/drawing/2016/ink" xmlns:am3d="http://schemas.microsoft.com/office/drawing/2017/model3d" xmlns:o="urn:schemas-microsoft-com:office:office" xmlns:r="http://schemas.openxmlformats.org/officeDocument/2006/relationships" xmlns:m="http://schemas.openxmlformats.org/officeDocument/2006/math" xmlns:v="urn:schemas-microsoft-com:vml" xmlns:wp14="http://schemas.microsoft.com/office/word/2010/wordprocessingDrawing" xmlns:wp="http://schemas.openxmlformats.org/drawingml/2006/wordprocessingDrawing" xmlns:w10="urn:schemas-microsoft-com:office:word" xmlns:w="http://schemas.openxmlformats.org/wordprocessingml/2006/main" xmlns:w14="http://schemas.microsoft.com/office/word/2010/wordml" xmlns:w15="http://schemas.microsoft.com/office/word/2012/wordml" xmlns:w16cex="http://schemas.microsoft.com/office/word/2018/wordml/cex" xmlns:w16cid="http://schemas.microsoft.com/office/word/2016/wordml/cid" xmlns:w16="http://schemas.microsoft.com/office/word/2018/wordml" xmlns:w16sdtdh="http://schemas.microsoft.com/office/word/2020/wordml/sdtdatahash" xmlns:w16se="http://schemas.microsoft.com/office/word/2015/wordml/symex" xmlns:wpg="http://schemas.microsoft.com/office/word/2010/wordprocessingGroup" xmlns:wpi="http://schemas.microsoft.com/office/word/2010/wordprocessingInk" xmlns:wne="http://schemas.microsoft.com/office/word/2006/wordml" xmlns:wps="http://schemas.microsoft.com/office/word/2010/wordprocessingShape" mc:Ignorable="w14 w15 w16se w16cid w16 w16cex w16sdtdh wp14">
+<w:document xmlns:wpc="http://schemas.microsoft.com/office/word/2010/wordprocessingCanvas" xmlns:cx="http://schemas.microsoft.com/office/drawing/2014/chartex" xmlns:cx1="http://schemas.microsoft.com/office/drawing/2015/9/8/chartex" xmlns:cx2="http://schemas.microsoft.com/office/drawing/2015/10/21/chartex" xmlns:cx3="http://schemas.microsoft.com/office/drawing/2016/5/9/chartex" xmlns:cx4="http://schemas.microsoft.com/office/drawing/2016/5/10/chartex" xmlns:cx5="http://schemas.microsoft.com/office/drawing/2016/5/11/chartex" xmlns:cx6="http://schemas.microsoft.com/office/drawing/2016/5/12/chartex" xmlns:cx7="http://schemas.microsoft.com/office/drawing/2016/5/13/chartex" xmlns:cx8="http://schemas.microsoft.com/office/drawing/2016/5/14/chartex" xmlns:mc="http://schemas.openxmlformats.org/markup-compatibility/2006" xmlns:aink="http://schemas.microsoft.com/office/drawing/2016/ink" xmlns:am3d="http://schemas.microsoft.com/office/drawing/2017/model3d" xmlns:o="urn:schemas-microsoft-com:office:office" xmlns:oel="http://schemas.microsoft.com/office/2019/extlst" xmlns:r="http://schemas.openxmlformats.org/officeDocument/2006/relationships" xmlns:m="http://schemas.openxmlformats.org/officeDocument/2006/math" xmlns:v="urn:schemas-microsoft-com:vml" xmlns:wp14="http://schemas.microsoft.com/office/word/2010/wordprocessingDrawing" xmlns:wp="http://schemas.openxmlformats.org/drawingml/2006/wordprocessingDrawing" xmlns:w10="urn:schemas-microsoft-com:office:word" xmlns:w="http://schemas.openxmlformats.org/wordprocessingml/2006/main" xmlns:w14="http://schemas.microsoft.com/office/word/2010/wordml" xmlns:w15="http://schemas.microsoft.com/office/word/2012/wordml" xmlns:w16cex="http://schemas.microsoft.com/office/word/2018/wordml/cex" xmlns:w16cid="http://schemas.microsoft.com/office/word/2016/wordml/cid" xmlns:w16="http://schemas.microsoft.com/office/word/2018/wordml" xmlns:w16du="http://schemas.microsoft.com/office/word/2023/wordml/word16du" xmlns:w16sdtdh="http://schemas.microsoft.com/office/word/2020/wordml/sdtdatahash" xmlns:w16sdtfl="http://schemas.microsoft.com/office/word/2024/wordml/sdtformatlock" xmlns:w16se="http://schemas.microsoft.com/office/word/2015/wordml/symex" xmlns:wpg="http://schemas.microsoft.com/office/word/2010/wordprocessingGroup" xmlns:wpi="http://schemas.microsoft.com/office/word/2010/wordprocessingInk" xmlns:wne="http://schemas.microsoft.com/office/word/2006/wordml" xmlns:wps="http://schemas.microsoft.com/office/word/2010/wordprocessingShape" mc:Ignorable="w14 w15 w16se w16cid w16 w16cex w16sdtdh w16sdtfl w16du wp14">
   <w:body>
     <w:p>
       <w:pPr>
@@ -117,29 +117,7 @@
           <w:sz w:val="30"/>
           <w:szCs w:val="30"/>
         </w:rPr>
-        <w:t>李白</w:t>
-      </w:r>
-      <w:proofErr w:type="gramStart"/>
-      <w:r>
-        <w:rPr>
-          <w:rFonts w:ascii="標楷體" w:eastAsia="標楷體" w:hAnsi="標楷體" w:cs="Arial" w:hint="eastAsia"/>
-          <w:bCs/>
-          <w:color w:val="0F0F0F"/>
-          <w:sz w:val="30"/>
-          <w:szCs w:val="30"/>
-        </w:rPr>
-        <w:t>乘舟將欲</w:t>
-      </w:r>
-      <w:proofErr w:type="gramEnd"/>
-      <w:r>
-        <w:rPr>
-          <w:rFonts w:ascii="標楷體" w:eastAsia="標楷體" w:hAnsi="標楷體" w:cs="Arial" w:hint="eastAsia"/>
-          <w:bCs/>
-          <w:color w:val="0F0F0F"/>
-          <w:sz w:val="30"/>
-          <w:szCs w:val="30"/>
-        </w:rPr>
-        <w:t>行，忽聞岸上踏歌聲。桃花潭水深千尺，不及汪倫送我情。</w:t>
+        <w:t>李白乘舟將欲行，忽聞岸上踏歌聲。桃花潭水深千尺，不及汪倫送我情。</w:t>
       </w:r>
     </w:p>
     <w:p>
@@ -168,7 +146,7 @@
           <w:ilvl w:val="0"/>
           <w:numId w:val="8"/>
         </w:numPr>
-        <w:spacing w:line="440" w:lineRule="exact"/>
+        <w:spacing w:line="480" w:lineRule="exact"/>
         <w:ind w:leftChars="0" w:left="284" w:hanging="284"/>
         <w:jc w:val="both"/>
         <w:rPr>
@@ -183,25 +161,7 @@
           <w:sz w:val="28"/>
           <w:szCs w:val="28"/>
         </w:rPr>
-        <w:t>踏歌：民間的唱歌形式，一邊唱歌，一邊用</w:t>
-      </w:r>
-      <w:proofErr w:type="gramStart"/>
-      <w:r>
-        <w:rPr>
-          <w:rFonts w:ascii="標楷體" w:eastAsia="標楷體" w:hAnsi="標楷體" w:cs="標楷體" w:hint="eastAsia"/>
-          <w:sz w:val="28"/>
-          <w:szCs w:val="28"/>
-        </w:rPr>
-        <w:t>腳踏地打拍子</w:t>
-      </w:r>
-      <w:proofErr w:type="gramEnd"/>
-      <w:r>
-        <w:rPr>
-          <w:rFonts w:ascii="標楷體" w:eastAsia="標楷體" w:hAnsi="標楷體" w:cs="標楷體" w:hint="eastAsia"/>
-          <w:sz w:val="28"/>
-          <w:szCs w:val="28"/>
-        </w:rPr>
-        <w:t>，可以邊走邊唱。</w:t>
+        <w:t>踏歌：民間的唱歌形式，一邊唱歌，一邊用腳踏地打拍子，可以邊走邊唱。</w:t>
       </w:r>
     </w:p>
     <w:p>
@@ -211,7 +171,7 @@
           <w:ilvl w:val="0"/>
           <w:numId w:val="8"/>
         </w:numPr>
-        <w:spacing w:line="440" w:lineRule="exact"/>
+        <w:spacing w:line="480" w:lineRule="exact"/>
         <w:ind w:leftChars="0" w:left="284" w:hanging="284"/>
         <w:jc w:val="both"/>
         <w:rPr>
@@ -253,7 +213,7 @@
           <w:ilvl w:val="0"/>
           <w:numId w:val="8"/>
         </w:numPr>
-        <w:spacing w:line="440" w:lineRule="exact"/>
+        <w:spacing w:line="480" w:lineRule="exact"/>
         <w:ind w:leftChars="0" w:left="284" w:hanging="284"/>
         <w:jc w:val="both"/>
         <w:rPr>
@@ -295,7 +255,7 @@
           <w:ilvl w:val="0"/>
           <w:numId w:val="8"/>
         </w:numPr>
-        <w:spacing w:line="440" w:lineRule="exact"/>
+        <w:spacing w:line="480" w:lineRule="exact"/>
         <w:ind w:leftChars="0" w:left="284" w:hanging="284"/>
         <w:jc w:val="both"/>
         <w:rPr>
@@ -320,7 +280,7 @@
           <w:ilvl w:val="0"/>
           <w:numId w:val="8"/>
         </w:numPr>
-        <w:spacing w:line="440" w:lineRule="exact"/>
+        <w:spacing w:line="480" w:lineRule="exact"/>
         <w:ind w:leftChars="0" w:left="284" w:hanging="284"/>
         <w:jc w:val="both"/>
         <w:rPr>
@@ -371,7 +331,6 @@
         </w:rPr>
         <w:t>到</w:t>
       </w:r>
-      <w:proofErr w:type="gramStart"/>
       <w:r>
         <w:rPr>
           <w:rFonts w:ascii="標楷體" w:eastAsia="標楷體" w:hAnsi="標楷體" w:cs="新細明體" w:hint="eastAsia"/>
@@ -381,7 +340,6 @@
         </w:rPr>
         <w:t>涇</w:t>
       </w:r>
-      <w:proofErr w:type="gramEnd"/>
       <w:r>
         <w:rPr>
           <w:rFonts w:ascii="標楷體" w:eastAsia="標楷體" w:hAnsi="標楷體" w:cs="新細明體" w:hint="eastAsia"/>
@@ -390,7 +348,6 @@
         </w:rPr>
         <w:t>（</w:t>
       </w:r>
-      <w:proofErr w:type="gramStart"/>
       <w:r>
         <w:rPr>
           <w:rFonts w:ascii="標楷體" w:eastAsia="標楷體" w:hAnsi="標楷體" w:cs="新細明體" w:hint="eastAsia"/>
@@ -400,7 +357,6 @@
         </w:rPr>
         <w:t>ㄐㄧㄥ</w:t>
       </w:r>
-      <w:proofErr w:type="gramEnd"/>
       <w:r>
         <w:rPr>
           <w:rFonts w:ascii="標楷體" w:eastAsia="標楷體" w:hAnsi="標楷體" w:cs="新細明體" w:hint="eastAsia"/>
@@ -441,34 +397,41 @@
           <w:sz w:val="28"/>
           <w:szCs w:val="28"/>
         </w:rPr>
-        <w:t>）桃花潭遊玩的時候，</w:t>
-      </w:r>
-      <w:proofErr w:type="gramStart"/>
+        <w:t>）桃花潭遊玩的時候，附近</w:t>
+      </w:r>
       <w:r>
         <w:rPr>
           <w:rFonts w:ascii="標楷體" w:eastAsia="標楷體" w:hAnsi="標楷體" w:cs="新細明體" w:hint="eastAsia"/>
           <w:sz w:val="28"/>
           <w:szCs w:val="28"/>
-        </w:rPr>
-        <w:t>附近</w:t>
+          <w:u w:val="single"/>
+        </w:rPr>
+        <w:t>賈村</w:t>
       </w:r>
       <w:r>
         <w:rPr>
           <w:rFonts w:ascii="標楷體" w:eastAsia="標楷體" w:hAnsi="標楷體" w:cs="新細明體" w:hint="eastAsia"/>
           <w:sz w:val="28"/>
           <w:szCs w:val="28"/>
+        </w:rPr>
+        <w:t>有個叫</w:t>
+      </w:r>
+      <w:r>
+        <w:rPr>
+          <w:rFonts w:ascii="標楷體" w:eastAsia="標楷體" w:hAnsi="標楷體" w:cs="新細明體" w:hint="eastAsia"/>
+          <w:sz w:val="28"/>
+          <w:szCs w:val="28"/>
           <w:u w:val="single"/>
         </w:rPr>
-        <w:t>賈村</w:t>
-      </w:r>
-      <w:proofErr w:type="gramEnd"/>
+        <w:t>汪倫</w:t>
+      </w:r>
       <w:r>
         <w:rPr>
           <w:rFonts w:ascii="標楷體" w:eastAsia="標楷體" w:hAnsi="標楷體" w:cs="新細明體" w:hint="eastAsia"/>
           <w:sz w:val="28"/>
           <w:szCs w:val="28"/>
         </w:rPr>
-        <w:t>有個叫</w:t>
+        <w:t>的人，常常拿自己親手釀的酒招待他。兩人也因為這樣慢慢變成非常要好的朋友。過去像《李白集》、《唐詩三百首》、《全唐詩》等書的註解，都把</w:t>
       </w:r>
       <w:r>
         <w:rPr>
@@ -485,7 +448,7 @@
           <w:sz w:val="28"/>
           <w:szCs w:val="28"/>
         </w:rPr>
-        <w:t>的人，常常拿自己親手釀的酒招待他。兩人也因為這樣慢慢變成非常要好的朋友。過去像《李白集》、《唐詩三百首》、《全唐詩》等書的註解，都把</w:t>
+        <w:t>當成</w:t>
       </w:r>
       <w:r>
         <w:rPr>
@@ -494,7 +457,7 @@
           <w:szCs w:val="28"/>
           <w:u w:val="single"/>
         </w:rPr>
-        <w:t>汪倫</w:t>
+        <w:t>李白</w:t>
       </w:r>
       <w:r>
         <w:rPr>
@@ -502,7 +465,7 @@
           <w:sz w:val="28"/>
           <w:szCs w:val="28"/>
         </w:rPr>
-        <w:t>當成</w:t>
+        <w:t>旅途中遇到的一位普通村民，這種說法流傳了好久。不過，近代</w:t>
       </w:r>
       <w:r>
         <w:rPr>
@@ -511,7 +474,7 @@
           <w:szCs w:val="28"/>
           <w:u w:val="single"/>
         </w:rPr>
-        <w:t>李白</w:t>
+        <w:t>安徽</w:t>
       </w:r>
       <w:r>
         <w:rPr>
@@ -519,7 +482,7 @@
           <w:sz w:val="28"/>
           <w:szCs w:val="28"/>
         </w:rPr>
-        <w:t>旅途中遇到的一位普通村民，這種說法流傳了好久。不過，近代</w:t>
+        <w:t>的學者</w:t>
       </w:r>
       <w:r>
         <w:rPr>
@@ -528,7 +491,7 @@
           <w:szCs w:val="28"/>
           <w:u w:val="single"/>
         </w:rPr>
-        <w:t>安徽</w:t>
+        <w:t>汪光澤</w:t>
       </w:r>
       <w:r>
         <w:rPr>
@@ -536,7 +499,7 @@
           <w:sz w:val="28"/>
           <w:szCs w:val="28"/>
         </w:rPr>
-        <w:t>的學者</w:t>
+        <w:t>和</w:t>
       </w:r>
       <w:r>
         <w:rPr>
@@ -545,7 +508,7 @@
           <w:szCs w:val="28"/>
           <w:u w:val="single"/>
         </w:rPr>
-        <w:t>汪光澤</w:t>
+        <w:t>李子龍</w:t>
       </w:r>
       <w:r>
         <w:rPr>
@@ -553,7 +516,7 @@
           <w:sz w:val="28"/>
           <w:szCs w:val="28"/>
         </w:rPr>
-        <w:t>和</w:t>
+        <w:t>仔細研究了</w:t>
       </w:r>
       <w:r>
         <w:rPr>
@@ -562,35 +525,7 @@
           <w:szCs w:val="28"/>
           <w:u w:val="single"/>
         </w:rPr>
-        <w:t>李子龍</w:t>
-      </w:r>
-      <w:r>
-        <w:rPr>
-          <w:rFonts w:ascii="標楷體" w:eastAsia="標楷體" w:hAnsi="標楷體" w:cs="新細明體" w:hint="eastAsia"/>
-          <w:sz w:val="28"/>
-          <w:szCs w:val="28"/>
-        </w:rPr>
-        <w:t>仔細研究了</w:t>
-      </w:r>
-      <w:proofErr w:type="gramStart"/>
-      <w:r>
-        <w:rPr>
-          <w:rFonts w:ascii="標楷體" w:eastAsia="標楷體" w:hAnsi="標楷體" w:cs="新細明體" w:hint="eastAsia"/>
-          <w:sz w:val="28"/>
-          <w:szCs w:val="28"/>
-          <w:u w:val="single"/>
-        </w:rPr>
-        <w:t>涇</w:t>
-      </w:r>
-      <w:proofErr w:type="gramEnd"/>
-      <w:r>
-        <w:rPr>
-          <w:rFonts w:ascii="標楷體" w:eastAsia="標楷體" w:hAnsi="標楷體" w:cs="新細明體" w:hint="eastAsia"/>
-          <w:sz w:val="28"/>
-          <w:szCs w:val="28"/>
-          <w:u w:val="single"/>
-        </w:rPr>
-        <w:t>縣</w:t>
+        <w:t>涇縣</w:t>
       </w:r>
       <w:r>
         <w:rPr>
@@ -673,10 +608,10 @@
     </w:p>
     <w:p>
       <w:pPr>
-        <w:spacing w:line="440" w:lineRule="exact"/>
+        <w:spacing w:line="480" w:lineRule="exact"/>
         <w:jc w:val="both"/>
         <w:rPr>
-          <w:rFonts w:ascii="標楷體" w:eastAsia="標楷體" w:hAnsi="標楷體" w:hint="eastAsia"/>
+          <w:rFonts w:ascii="標楷體" w:eastAsia="標楷體" w:hAnsi="標楷體"/>
           <w:spacing w:val="-6"/>
           <w:sz w:val="28"/>
           <w:szCs w:val="28"/>
@@ -688,13 +623,23 @@
           <w:spacing w:val="-6"/>
           <w:sz w:val="28"/>
           <w:szCs w:val="28"/>
-        </w:rPr>
-        <w:t>李白坐在船上，正準備離開的時候，忽然聽到岸邊傳來踏著節拍唱歌送行的聲音。</w:t>
+          <w:u w:val="single"/>
+        </w:rPr>
+        <w:t>李白</w:t>
+      </w:r>
+      <w:r>
+        <w:rPr>
+          <w:rFonts w:ascii="標楷體" w:eastAsia="標楷體" w:hAnsi="標楷體" w:hint="eastAsia"/>
+          <w:spacing w:val="-6"/>
+          <w:sz w:val="28"/>
+          <w:szCs w:val="28"/>
+        </w:rPr>
+        <w:t>坐在船上，正準備離開的時候，忽然聽到岸邊傳來踏著節拍唱歌送行的聲音。</w:t>
       </w:r>
     </w:p>
     <w:p>
       <w:pPr>
-        <w:spacing w:line="440" w:lineRule="exact"/>
+        <w:spacing w:line="480" w:lineRule="exact"/>
         <w:jc w:val="both"/>
         <w:rPr>
           <w:rFonts w:ascii="標楷體" w:eastAsia="標楷體" w:hAnsi="標楷體"/>
@@ -710,7 +655,26 @@
           <w:sz w:val="28"/>
           <w:szCs w:val="28"/>
         </w:rPr>
-        <w:t>桃花潭的水即使深達一千尺，也比不上汪倫送別我時的深厚情誼。</w:t>
+        <w:t>桃花潭的水即使深達一千尺，也比不上</w:t>
+      </w:r>
+      <w:r>
+        <w:rPr>
+          <w:rFonts w:ascii="標楷體" w:eastAsia="標楷體" w:hAnsi="標楷體" w:hint="eastAsia"/>
+          <w:spacing w:val="-6"/>
+          <w:sz w:val="28"/>
+          <w:szCs w:val="28"/>
+          <w:u w:val="single"/>
+        </w:rPr>
+        <w:t>汪倫</w:t>
+      </w:r>
+      <w:r>
+        <w:rPr>
+          <w:rFonts w:ascii="標楷體" w:eastAsia="標楷體" w:hAnsi="標楷體" w:hint="eastAsia"/>
+          <w:spacing w:val="-6"/>
+          <w:sz w:val="28"/>
+          <w:szCs w:val="28"/>
+        </w:rPr>
+        <w:t>送別我時的深厚情誼。</w:t>
       </w:r>
     </w:p>
     <w:p>
@@ -734,10 +698,10 @@
     </w:p>
     <w:p>
       <w:pPr>
-        <w:spacing w:line="440" w:lineRule="exact"/>
+        <w:spacing w:line="480" w:lineRule="exact"/>
         <w:jc w:val="both"/>
         <w:rPr>
-          <w:rFonts w:ascii="標楷體" w:eastAsia="標楷體" w:hAnsi="標楷體" w:hint="eastAsia"/>
+          <w:rFonts w:ascii="標楷體" w:eastAsia="標楷體" w:hAnsi="標楷體"/>
           <w:sz w:val="28"/>
           <w:szCs w:val="28"/>
         </w:rPr>
@@ -797,25 +761,7 @@
           <w:sz w:val="28"/>
           <w:szCs w:val="28"/>
         </w:rPr>
-        <w:t>是一首語言平實卻情感真摯的送別詩，</w:t>
-      </w:r>
-      <w:proofErr w:type="gramStart"/>
-      <w:r>
-        <w:rPr>
-          <w:rFonts w:ascii="標楷體" w:eastAsia="標楷體" w:hAnsi="標楷體" w:hint="eastAsia"/>
-          <w:sz w:val="28"/>
-          <w:szCs w:val="28"/>
-        </w:rPr>
-        <w:t>全詩僅</w:t>
-      </w:r>
-      <w:proofErr w:type="gramEnd"/>
-      <w:r>
-        <w:rPr>
-          <w:rFonts w:ascii="標楷體" w:eastAsia="標楷體" w:hAnsi="標楷體" w:hint="eastAsia"/>
-          <w:sz w:val="28"/>
-          <w:szCs w:val="28"/>
-        </w:rPr>
-        <w:t>二十字，卻將朋友之間深厚的情誼表現得</w:t>
+        <w:t>是一首語言平實卻情感真摯的送別詩，全詩僅二十字，卻將朋友之間深厚的情誼表現得</w:t>
       </w:r>
       <w:r>
         <w:rPr>
@@ -865,10 +811,10 @@
     </w:p>
     <w:p>
       <w:pPr>
-        <w:spacing w:line="440" w:lineRule="exact"/>
+        <w:spacing w:line="480" w:lineRule="exact"/>
         <w:jc w:val="both"/>
         <w:rPr>
-          <w:rFonts w:ascii="標楷體" w:eastAsia="標楷體" w:hAnsi="標楷體" w:hint="eastAsia"/>
+          <w:rFonts w:ascii="標楷體" w:eastAsia="標楷體" w:hAnsi="標楷體"/>
           <w:sz w:val="28"/>
           <w:szCs w:val="28"/>
         </w:rPr>
@@ -887,43 +833,7 @@
           <w:sz w:val="28"/>
           <w:szCs w:val="28"/>
         </w:rPr>
-        <w:t>詩的前兩句「李白</w:t>
-      </w:r>
-      <w:proofErr w:type="gramStart"/>
-      <w:r>
-        <w:rPr>
-          <w:rFonts w:ascii="標楷體" w:eastAsia="標楷體" w:hAnsi="標楷體" w:hint="eastAsia"/>
-          <w:sz w:val="28"/>
-          <w:szCs w:val="28"/>
-        </w:rPr>
-        <w:t>乘舟將欲</w:t>
-      </w:r>
-      <w:proofErr w:type="gramEnd"/>
-      <w:r>
-        <w:rPr>
-          <w:rFonts w:ascii="標楷體" w:eastAsia="標楷體" w:hAnsi="標楷體" w:hint="eastAsia"/>
-          <w:sz w:val="28"/>
-          <w:szCs w:val="28"/>
-        </w:rPr>
-        <w:t>行，忽聞岸上踏歌聲」，以敘事開篇，描寫送別當下的情景。詩人</w:t>
-      </w:r>
-      <w:proofErr w:type="gramStart"/>
-      <w:r>
-        <w:rPr>
-          <w:rFonts w:ascii="標楷體" w:eastAsia="標楷體" w:hAnsi="標楷體" w:hint="eastAsia"/>
-          <w:sz w:val="28"/>
-          <w:szCs w:val="28"/>
-        </w:rPr>
-        <w:t>正坐</w:t>
-      </w:r>
-      <w:proofErr w:type="gramEnd"/>
-      <w:r>
-        <w:rPr>
-          <w:rFonts w:ascii="標楷體" w:eastAsia="標楷體" w:hAnsi="標楷體" w:hint="eastAsia"/>
-          <w:sz w:val="28"/>
-          <w:szCs w:val="28"/>
-        </w:rPr>
-        <w:t>在船上，準備啟程離去，卻突然聽見岸上傳來踏歌的聲音。這一「忽聞」，不僅表現出情境的突然，也突顯出</w:t>
+        <w:t>詩的前兩句「李白乘舟將欲行，忽聞岸上踏歌聲」，以敘事開篇，描寫送別當下的情景。詩人正坐在船上，準備啟程離去，卻突然聽見岸上傳來踏歌的聲音。這一「忽聞」，不僅表現出情境的突然，也突顯出</w:t>
       </w:r>
       <w:r>
         <w:rPr>
@@ -945,7 +855,7 @@
     </w:p>
     <w:p>
       <w:pPr>
-        <w:spacing w:line="440" w:lineRule="exact"/>
+        <w:spacing w:line="480" w:lineRule="exact"/>
         <w:jc w:val="both"/>
         <w:rPr>
           <w:rFonts w:ascii="標楷體" w:eastAsia="標楷體" w:hAnsi="標楷體"/>
@@ -967,25 +877,7 @@
           <w:sz w:val="28"/>
           <w:szCs w:val="28"/>
         </w:rPr>
-        <w:t>後兩句「桃花潭水深千尺，不及汪倫送我情」</w:t>
-      </w:r>
-      <w:proofErr w:type="gramStart"/>
-      <w:r>
-        <w:rPr>
-          <w:rFonts w:ascii="標楷體" w:eastAsia="標楷體" w:hAnsi="標楷體" w:hint="eastAsia"/>
-          <w:sz w:val="28"/>
-          <w:szCs w:val="28"/>
-        </w:rPr>
-        <w:t>是全詩的</w:t>
-      </w:r>
-      <w:proofErr w:type="gramEnd"/>
-      <w:r>
-        <w:rPr>
-          <w:rFonts w:ascii="標楷體" w:eastAsia="標楷體" w:hAnsi="標楷體" w:hint="eastAsia"/>
-          <w:sz w:val="28"/>
-          <w:szCs w:val="28"/>
-        </w:rPr>
-        <w:t>情感高潮。</w:t>
+        <w:t>後兩句「桃花潭水深千尺，不及汪倫送我情」是全詩的情感高潮。</w:t>
       </w:r>
       <w:r>
         <w:rPr>
@@ -1002,25 +894,16 @@
           <w:sz w:val="28"/>
           <w:szCs w:val="28"/>
         </w:rPr>
-        <w:t>運用</w:t>
-      </w:r>
-      <w:proofErr w:type="gramStart"/>
-      <w:r>
-        <w:rPr>
-          <w:rFonts w:ascii="標楷體" w:eastAsia="標楷體" w:hAnsi="標楷體" w:hint="eastAsia"/>
-          <w:sz w:val="28"/>
-          <w:szCs w:val="28"/>
-        </w:rPr>
-        <w:t>誇</w:t>
-      </w:r>
-      <w:proofErr w:type="gramEnd"/>
-      <w:r>
-        <w:rPr>
-          <w:rFonts w:ascii="標楷體" w:eastAsia="標楷體" w:hAnsi="標楷體" w:hint="eastAsia"/>
-          <w:sz w:val="28"/>
-          <w:szCs w:val="28"/>
-        </w:rPr>
-        <w:t>飾的手法，將桃花潭的水深形容為「深千尺」，這在現實中雖不可能，卻成功營造出潭水深不可測的意象。接著以「不及」轉折，指出即使潭水如此深，也比不上</w:t>
+        <w:t>運用誇飾的手法，將桃花潭的水深形容為「深千尺」，這在現實中雖不可能，卻成功</w:t>
+      </w:r>
+      <w:r>
+        <w:rPr>
+          <w:rFonts w:ascii="標楷體" w:eastAsia="標楷體" w:hAnsi="標楷體" w:hint="eastAsia"/>
+          <w:sz w:val="28"/>
+          <w:szCs w:val="28"/>
+        </w:rPr>
+        <w:lastRenderedPageBreak/>
+        <w:t>營造出潭水深不可測的意象。接著以「不及」轉折，指出即使潭水如此深，也比不上</w:t>
       </w:r>
       <w:r>
         <w:rPr>
@@ -1060,21 +943,20 @@
     </w:p>
     <w:p>
       <w:pPr>
-        <w:spacing w:line="440" w:lineRule="exact"/>
+        <w:spacing w:line="480" w:lineRule="exact"/>
         <w:jc w:val="both"/>
         <w:rPr>
-          <w:rFonts w:ascii="標楷體" w:eastAsia="標楷體" w:hAnsi="標楷體" w:hint="eastAsia"/>
-          <w:sz w:val="28"/>
-          <w:szCs w:val="28"/>
-        </w:rPr>
-      </w:pPr>
-      <w:r>
-        <w:rPr>
-          <w:rFonts w:ascii="標楷體" w:eastAsia="標楷體" w:hAnsi="標楷體" w:hint="eastAsia"/>
-          <w:sz w:val="28"/>
-          <w:szCs w:val="28"/>
-        </w:rPr>
-        <w:lastRenderedPageBreak/>
+          <w:rFonts w:ascii="標楷體" w:eastAsia="標楷體" w:hAnsi="標楷體"/>
+          <w:sz w:val="28"/>
+          <w:szCs w:val="28"/>
+        </w:rPr>
+      </w:pPr>
+      <w:r>
+        <w:rPr>
+          <w:rFonts w:ascii="標楷體" w:eastAsia="標楷體" w:hAnsi="標楷體" w:hint="eastAsia"/>
+          <w:sz w:val="28"/>
+          <w:szCs w:val="28"/>
+        </w:rPr>
         <w:t xml:space="preserve">　　</w:t>
       </w:r>
       <w:r>
@@ -1170,18 +1052,8 @@
           <w:sz w:val="28"/>
           <w:szCs w:val="28"/>
         </w:rPr>
-        <w:t>表現出對友人的感激與不</w:t>
-      </w:r>
-      <w:proofErr w:type="gramStart"/>
-      <w:r>
-        <w:rPr>
-          <w:rFonts w:ascii="標楷體" w:eastAsia="標楷體" w:hAnsi="標楷體" w:hint="eastAsia"/>
-          <w:sz w:val="28"/>
-          <w:szCs w:val="28"/>
-        </w:rPr>
-        <w:t>捨</w:t>
-      </w:r>
-      <w:proofErr w:type="gramEnd"/>
+        <w:t>表現出對友人的感激與不捨</w:t>
+      </w:r>
       <w:r>
         <w:rPr>
           <w:rFonts w:ascii="標楷體" w:eastAsia="標楷體" w:hAnsi="標楷體"/>
@@ -1218,7 +1090,7 @@
     </w:p>
     <w:p>
       <w:pPr>
-        <w:spacing w:line="440" w:lineRule="exact"/>
+        <w:spacing w:line="480" w:lineRule="exact"/>
         <w:jc w:val="both"/>
         <w:rPr>
           <w:rFonts w:ascii="標楷體" w:eastAsia="標楷體" w:hAnsi="標楷體"/>
@@ -1250,45 +1122,15 @@
           <w:sz w:val="28"/>
           <w:szCs w:val="28"/>
         </w:rPr>
-        <w:t>情感深</w:t>
-      </w:r>
-      <w:proofErr w:type="gramStart"/>
-      <w:r>
-        <w:rPr>
-          <w:rFonts w:ascii="標楷體" w:eastAsia="標楷體" w:hAnsi="標楷體" w:hint="eastAsia"/>
-          <w:b/>
-          <w:bCs/>
-          <w:sz w:val="28"/>
-          <w:szCs w:val="28"/>
-        </w:rPr>
-        <w:t>沉</w:t>
-      </w:r>
-      <w:proofErr w:type="gramEnd"/>
-      <w:r>
-        <w:rPr>
-          <w:rFonts w:ascii="標楷體" w:eastAsia="標楷體" w:hAnsi="標楷體" w:hint="eastAsia"/>
-          <w:sz w:val="28"/>
-          <w:szCs w:val="28"/>
-        </w:rPr>
-        <w:t>，成為千古傳誦的</w:t>
-      </w:r>
-      <w:proofErr w:type="gramStart"/>
-      <w:r>
-        <w:rPr>
-          <w:rFonts w:ascii="標楷體" w:eastAsia="標楷體" w:hAnsi="標楷體" w:hint="eastAsia"/>
-          <w:sz w:val="28"/>
-          <w:szCs w:val="28"/>
-        </w:rPr>
-        <w:t>友情名篇</w:t>
-      </w:r>
-      <w:proofErr w:type="gramEnd"/>
-      <w:r>
-        <w:rPr>
-          <w:rFonts w:ascii="標楷體" w:eastAsia="標楷體" w:hAnsi="標楷體" w:hint="eastAsia"/>
-          <w:sz w:val="28"/>
-          <w:szCs w:val="28"/>
-        </w:rPr>
-        <w:t>，也讓讀者在簡單的文字中，感受到人與人之間最純粹、最動人的情誼</w:t>
+        <w:t>情感深沉</w:t>
+      </w:r>
+      <w:r>
+        <w:rPr>
+          <w:rFonts w:ascii="標楷體" w:eastAsia="標楷體" w:hAnsi="標楷體" w:hint="eastAsia"/>
+          <w:sz w:val="28"/>
+          <w:szCs w:val="28"/>
+        </w:rPr>
+        <w:t>，成為千古傳誦的友情名篇，也讓讀者在簡單的文字中，感受到人與人之間最純粹、最動人的情誼</w:t>
       </w:r>
       <w:r>
         <w:rPr>
@@ -1298,7 +1140,6 @@
         </w:rPr>
         <w:t>（</w:t>
       </w:r>
-      <w:proofErr w:type="gramStart"/>
       <w:r>
         <w:rPr>
           <w:rFonts w:ascii="標楷體" w:eastAsia="標楷體" w:hAnsi="標楷體" w:hint="eastAsia"/>
@@ -1308,7 +1149,6 @@
         </w:rPr>
         <w:t>一ˋ</w:t>
       </w:r>
-      <w:proofErr w:type="gramEnd"/>
       <w:r>
         <w:rPr>
           <w:rFonts w:ascii="標楷體" w:eastAsia="標楷體" w:hAnsi="標楷體" w:hint="eastAsia"/>
@@ -1352,7 +1192,7 @@
           <w:ilvl w:val="0"/>
           <w:numId w:val="4"/>
         </w:numPr>
-        <w:spacing w:line="440" w:lineRule="exact"/>
+        <w:spacing w:line="480" w:lineRule="exact"/>
         <w:ind w:leftChars="0" w:left="284" w:hanging="284"/>
         <w:jc w:val="both"/>
         <w:rPr>
@@ -1393,7 +1233,7 @@
           <w:ilvl w:val="0"/>
           <w:numId w:val="4"/>
         </w:numPr>
-        <w:spacing w:line="440" w:lineRule="exact"/>
+        <w:spacing w:line="480" w:lineRule="exact"/>
         <w:ind w:leftChars="0" w:left="284" w:hanging="284"/>
         <w:jc w:val="both"/>
         <w:rPr>
@@ -1434,7 +1274,7 @@
           <w:ilvl w:val="0"/>
           <w:numId w:val="4"/>
         </w:numPr>
-        <w:spacing w:line="440" w:lineRule="exact"/>
+        <w:spacing w:line="480" w:lineRule="exact"/>
         <w:ind w:leftChars="0" w:left="284" w:hanging="284"/>
         <w:jc w:val="both"/>
         <w:rPr>
@@ -1475,7 +1315,7 @@
           <w:ilvl w:val="0"/>
           <w:numId w:val="4"/>
         </w:numPr>
-        <w:spacing w:line="440" w:lineRule="exact"/>
+        <w:spacing w:line="480" w:lineRule="exact"/>
         <w:ind w:leftChars="0" w:left="284" w:hanging="284"/>
         <w:jc w:val="both"/>
         <w:rPr>
@@ -1506,25 +1346,7 @@
           <w:sz w:val="28"/>
           <w:szCs w:val="28"/>
         </w:rPr>
-        <w:t>文字簡單自然、清爽易懂。在文章中，</w:t>
-      </w:r>
-      <w:proofErr w:type="gramStart"/>
-      <w:r>
-        <w:rPr>
-          <w:rFonts w:ascii="標楷體" w:eastAsia="標楷體" w:hAnsi="標楷體" w:hint="eastAsia"/>
-          <w:sz w:val="28"/>
-          <w:szCs w:val="28"/>
-        </w:rPr>
-        <w:t>指詩語言</w:t>
-      </w:r>
-      <w:proofErr w:type="gramEnd"/>
-      <w:r>
-        <w:rPr>
-          <w:rFonts w:ascii="標楷體" w:eastAsia="標楷體" w:hAnsi="標楷體" w:hint="eastAsia"/>
-          <w:sz w:val="28"/>
-          <w:szCs w:val="28"/>
-        </w:rPr>
-        <w:t>樸實、沒有多餘修飾，但感情真摯。</w:t>
+        <w:t>文字簡單自然、清爽易懂。在文章中，指詩語言樸實、沒有多餘修飾，但感情真摯。</w:t>
       </w:r>
     </w:p>
     <w:p>
@@ -1534,7 +1356,7 @@
           <w:ilvl w:val="0"/>
           <w:numId w:val="4"/>
         </w:numPr>
-        <w:spacing w:line="440" w:lineRule="exact"/>
+        <w:spacing w:line="480" w:lineRule="exact"/>
         <w:ind w:leftChars="0" w:left="284" w:hanging="284"/>
         <w:jc w:val="both"/>
         <w:rPr>
@@ -1575,7 +1397,7 @@
           <w:ilvl w:val="0"/>
           <w:numId w:val="4"/>
         </w:numPr>
-        <w:spacing w:line="440" w:lineRule="exact"/>
+        <w:spacing w:line="480" w:lineRule="exact"/>
         <w:ind w:leftChars="0" w:left="284" w:hanging="284"/>
         <w:jc w:val="both"/>
         <w:rPr>
@@ -1616,33 +1438,23 @@
           <w:ilvl w:val="0"/>
           <w:numId w:val="4"/>
         </w:numPr>
-        <w:spacing w:line="440" w:lineRule="exact"/>
+        <w:spacing w:line="480" w:lineRule="exact"/>
         <w:ind w:leftChars="0" w:left="284" w:hanging="284"/>
         <w:jc w:val="both"/>
         <w:rPr>
-          <w:rFonts w:ascii="標楷體" w:eastAsia="標楷體" w:hAnsi="標楷體" w:hint="eastAsia"/>
-          <w:sz w:val="28"/>
-          <w:szCs w:val="28"/>
-        </w:rPr>
-      </w:pPr>
-      <w:r>
-        <w:rPr>
-          <w:rFonts w:ascii="標楷體" w:eastAsia="標楷體" w:hAnsi="標楷體" w:hint="eastAsia"/>
-          <w:sz w:val="28"/>
-          <w:szCs w:val="28"/>
-        </w:rPr>
-        <w:t>情感深</w:t>
-      </w:r>
-      <w:proofErr w:type="gramStart"/>
-      <w:r>
-        <w:rPr>
-          <w:rFonts w:ascii="標楷體" w:eastAsia="標楷體" w:hAnsi="標楷體" w:hint="eastAsia"/>
-          <w:sz w:val="28"/>
-          <w:szCs w:val="28"/>
-        </w:rPr>
-        <w:t>沉</w:t>
-      </w:r>
-      <w:proofErr w:type="gramEnd"/>
+          <w:rFonts w:ascii="標楷體" w:eastAsia="標楷體" w:hAnsi="標楷體"/>
+          <w:sz w:val="28"/>
+          <w:szCs w:val="28"/>
+        </w:rPr>
+      </w:pPr>
+      <w:r>
+        <w:rPr>
+          <w:rFonts w:ascii="標楷體" w:eastAsia="標楷體" w:hAnsi="標楷體" w:hint="eastAsia"/>
+          <w:sz w:val="28"/>
+          <w:szCs w:val="28"/>
+        </w:rPr>
+        <w:t>情感深沉</w:t>
+      </w:r>
       <w:r>
         <w:rPr>
           <w:rFonts w:ascii="標楷體" w:eastAsia="標楷體" w:hAnsi="標楷體" w:hint="eastAsia"/>
@@ -1657,25 +1469,41 @@
           <w:sz w:val="28"/>
           <w:szCs w:val="28"/>
         </w:rPr>
-        <w:t>情感厚重、深切。在文章中，指李白對汪倫友情的感受非常深刻，文字</w:t>
-      </w:r>
-      <w:proofErr w:type="gramStart"/>
-      <w:r>
-        <w:rPr>
-          <w:rFonts w:ascii="標楷體" w:eastAsia="標楷體" w:hAnsi="標楷體" w:hint="eastAsia"/>
-          <w:sz w:val="28"/>
-          <w:szCs w:val="28"/>
-        </w:rPr>
-        <w:t>雖短卻情意</w:t>
-      </w:r>
-      <w:proofErr w:type="gramEnd"/>
-      <w:r>
-        <w:rPr>
-          <w:rFonts w:ascii="標楷體" w:eastAsia="標楷體" w:hAnsi="標楷體" w:hint="eastAsia"/>
-          <w:sz w:val="28"/>
-          <w:szCs w:val="28"/>
-        </w:rPr>
-        <w:t>濃烈。</w:t>
+        <w:t>情感厚重、深切。在文章中，指</w:t>
+      </w:r>
+      <w:r>
+        <w:rPr>
+          <w:rFonts w:ascii="標楷體" w:eastAsia="標楷體" w:hAnsi="標楷體" w:hint="eastAsia"/>
+          <w:sz w:val="28"/>
+          <w:szCs w:val="28"/>
+          <w:u w:val="single"/>
+        </w:rPr>
+        <w:t>李白</w:t>
+      </w:r>
+      <w:r>
+        <w:rPr>
+          <w:rFonts w:ascii="標楷體" w:eastAsia="標楷體" w:hAnsi="標楷體" w:hint="eastAsia"/>
+          <w:sz w:val="28"/>
+          <w:szCs w:val="28"/>
+        </w:rPr>
+        <w:t>對</w:t>
+      </w:r>
+      <w:r>
+        <w:rPr>
+          <w:rFonts w:ascii="標楷體" w:eastAsia="標楷體" w:hAnsi="標楷體" w:hint="eastAsia"/>
+          <w:sz w:val="28"/>
+          <w:szCs w:val="28"/>
+          <w:u w:val="single"/>
+        </w:rPr>
+        <w:t>汪倫</w:t>
+      </w:r>
+      <w:r>
+        <w:rPr>
+          <w:rFonts w:ascii="標楷體" w:eastAsia="標楷體" w:hAnsi="標楷體" w:hint="eastAsia"/>
+          <w:sz w:val="28"/>
+          <w:szCs w:val="28"/>
+        </w:rPr>
+        <w:t>友情的感受非常深刻，文字雖短卻情意濃烈。</w:t>
       </w:r>
     </w:p>
     <w:sectPr>
@@ -1690,7 +1518,7 @@
 </file>
 
 <file path=word/endnotes.xml><?xml version="1.0" encoding="utf-8"?>
-<w:endnotes xmlns:wpc="http://schemas.microsoft.com/office/word/2010/wordprocessingCanvas" xmlns:cx="http://schemas.microsoft.com/office/drawing/2014/chartex" xmlns:cx1="http://schemas.microsoft.com/office/drawing/2015/9/8/chartex" xmlns:cx2="http://schemas.microsoft.com/office/drawing/2015/10/21/chartex" xmlns:cx3="http://schemas.microsoft.com/office/drawing/2016/5/9/chartex" xmlns:cx4="http://schemas.microsoft.com/office/drawing/2016/5/10/chartex" xmlns:cx5="http://schemas.microsoft.com/office/drawing/2016/5/11/chartex" xmlns:cx6="http://schemas.microsoft.com/office/drawing/2016/5/12/chartex" xmlns:cx7="http://schemas.microsoft.com/office/drawing/2016/5/13/chartex" xmlns:cx8="http://schemas.microsoft.com/office/drawing/2016/5/14/chartex" xmlns:mc="http://schemas.openxmlformats.org/markup-compatibility/2006" xmlns:aink="http://schemas.microsoft.com/office/drawing/2016/ink" xmlns:am3d="http://schemas.microsoft.com/office/drawing/2017/model3d" xmlns:o="urn:schemas-microsoft-com:office:office" xmlns:r="http://schemas.openxmlformats.org/officeDocument/2006/relationships" xmlns:m="http://schemas.openxmlformats.org/officeDocument/2006/math" xmlns:v="urn:schemas-microsoft-com:vml" xmlns:wp14="http://schemas.microsoft.com/office/word/2010/wordprocessingDrawing" xmlns:wp="http://schemas.openxmlformats.org/drawingml/2006/wordprocessingDrawing" xmlns:w10="urn:schemas-microsoft-com:office:word" xmlns:w="http://schemas.openxmlformats.org/wordprocessingml/2006/main" xmlns:w14="http://schemas.microsoft.com/office/word/2010/wordml" xmlns:w15="http://schemas.microsoft.com/office/word/2012/wordml" xmlns:w16cex="http://schemas.microsoft.com/office/word/2018/wordml/cex" xmlns:w16cid="http://schemas.microsoft.com/office/word/2016/wordml/cid" xmlns:w16="http://schemas.microsoft.com/office/word/2018/wordml" xmlns:w16sdtdh="http://schemas.microsoft.com/office/word/2020/wordml/sdtdatahash" xmlns:w16se="http://schemas.microsoft.com/office/word/2015/wordml/symex" xmlns:wpg="http://schemas.microsoft.com/office/word/2010/wordprocessingGroup" xmlns:wpi="http://schemas.microsoft.com/office/word/2010/wordprocessingInk" xmlns:wne="http://schemas.microsoft.com/office/word/2006/wordml" xmlns:wps="http://schemas.microsoft.com/office/word/2010/wordprocessingShape" mc:Ignorable="w14 w15 w16se w16cid w16 w16cex w16sdtdh wp14">
+<w:endnotes xmlns:wpc="http://schemas.microsoft.com/office/word/2010/wordprocessingCanvas" xmlns:cx="http://schemas.microsoft.com/office/drawing/2014/chartex" xmlns:cx1="http://schemas.microsoft.com/office/drawing/2015/9/8/chartex" xmlns:cx2="http://schemas.microsoft.com/office/drawing/2015/10/21/chartex" xmlns:cx3="http://schemas.microsoft.com/office/drawing/2016/5/9/chartex" xmlns:cx4="http://schemas.microsoft.com/office/drawing/2016/5/10/chartex" xmlns:cx5="http://schemas.microsoft.com/office/drawing/2016/5/11/chartex" xmlns:cx6="http://schemas.microsoft.com/office/drawing/2016/5/12/chartex" xmlns:cx7="http://schemas.microsoft.com/office/drawing/2016/5/13/chartex" xmlns:cx8="http://schemas.microsoft.com/office/drawing/2016/5/14/chartex" xmlns:mc="http://schemas.openxmlformats.org/markup-compatibility/2006" xmlns:aink="http://schemas.microsoft.com/office/drawing/2016/ink" xmlns:am3d="http://schemas.microsoft.com/office/drawing/2017/model3d" xmlns:o="urn:schemas-microsoft-com:office:office" xmlns:oel="http://schemas.microsoft.com/office/2019/extlst" xmlns:r="http://schemas.openxmlformats.org/officeDocument/2006/relationships" xmlns:m="http://schemas.openxmlformats.org/officeDocument/2006/math" xmlns:v="urn:schemas-microsoft-com:vml" xmlns:wp14="http://schemas.microsoft.com/office/word/2010/wordprocessingDrawing" xmlns:wp="http://schemas.openxmlformats.org/drawingml/2006/wordprocessingDrawing" xmlns:w10="urn:schemas-microsoft-com:office:word" xmlns:w="http://schemas.openxmlformats.org/wordprocessingml/2006/main" xmlns:w14="http://schemas.microsoft.com/office/word/2010/wordml" xmlns:w15="http://schemas.microsoft.com/office/word/2012/wordml" xmlns:w16cex="http://schemas.microsoft.com/office/word/2018/wordml/cex" xmlns:w16cid="http://schemas.microsoft.com/office/word/2016/wordml/cid" xmlns:w16="http://schemas.microsoft.com/office/word/2018/wordml" xmlns:w16du="http://schemas.microsoft.com/office/word/2023/wordml/word16du" xmlns:w16sdtdh="http://schemas.microsoft.com/office/word/2020/wordml/sdtdatahash" xmlns:w16sdtfl="http://schemas.microsoft.com/office/word/2024/wordml/sdtformatlock" xmlns:w16se="http://schemas.microsoft.com/office/word/2015/wordml/symex" xmlns:wpg="http://schemas.microsoft.com/office/word/2010/wordprocessingGroup" xmlns:wpi="http://schemas.microsoft.com/office/word/2010/wordprocessingInk" xmlns:wne="http://schemas.microsoft.com/office/word/2006/wordml" xmlns:wps="http://schemas.microsoft.com/office/word/2010/wordprocessingShape" mc:Ignorable="w14 w15 w16se w16cid w16 w16cex w16sdtdh w16sdtfl w16du wp14">
   <w:endnote w:type="separator" w:id="-1">
     <w:p>
       <w:r>
@@ -1709,7 +1537,7 @@
 </file>
 
 <file path=word/footer1.xml><?xml version="1.0" encoding="utf-8"?>
-<w:ftr xmlns:wpc="http://schemas.microsoft.com/office/word/2010/wordprocessingCanvas" xmlns:cx="http://schemas.microsoft.com/office/drawing/2014/chartex" xmlns:cx1="http://schemas.microsoft.com/office/drawing/2015/9/8/chartex" xmlns:cx2="http://schemas.microsoft.com/office/drawing/2015/10/21/chartex" xmlns:cx3="http://schemas.microsoft.com/office/drawing/2016/5/9/chartex" xmlns:cx4="http://schemas.microsoft.com/office/drawing/2016/5/10/chartex" xmlns:cx5="http://schemas.microsoft.com/office/drawing/2016/5/11/chartex" xmlns:cx6="http://schemas.microsoft.com/office/drawing/2016/5/12/chartex" xmlns:cx7="http://schemas.microsoft.com/office/drawing/2016/5/13/chartex" xmlns:cx8="http://schemas.microsoft.com/office/drawing/2016/5/14/chartex" xmlns:mc="http://schemas.openxmlformats.org/markup-compatibility/2006" xmlns:aink="http://schemas.microsoft.com/office/drawing/2016/ink" xmlns:am3d="http://schemas.microsoft.com/office/drawing/2017/model3d" xmlns:o="urn:schemas-microsoft-com:office:office" xmlns:r="http://schemas.openxmlformats.org/officeDocument/2006/relationships" xmlns:m="http://schemas.openxmlformats.org/officeDocument/2006/math" xmlns:v="urn:schemas-microsoft-com:vml" xmlns:wp14="http://schemas.microsoft.com/office/word/2010/wordprocessingDrawing" xmlns:wp="http://schemas.openxmlformats.org/drawingml/2006/wordprocessingDrawing" xmlns:w10="urn:schemas-microsoft-com:office:word" xmlns:w="http://schemas.openxmlformats.org/wordprocessingml/2006/main" xmlns:w14="http://schemas.microsoft.com/office/word/2010/wordml" xmlns:w15="http://schemas.microsoft.com/office/word/2012/wordml" xmlns:w16cex="http://schemas.microsoft.com/office/word/2018/wordml/cex" xmlns:w16cid="http://schemas.microsoft.com/office/word/2016/wordml/cid" xmlns:w16="http://schemas.microsoft.com/office/word/2018/wordml" xmlns:w16sdtdh="http://schemas.microsoft.com/office/word/2020/wordml/sdtdatahash" xmlns:w16se="http://schemas.microsoft.com/office/word/2015/wordml/symex" xmlns:wpg="http://schemas.microsoft.com/office/word/2010/wordprocessingGroup" xmlns:wpi="http://schemas.microsoft.com/office/word/2010/wordprocessingInk" xmlns:wne="http://schemas.microsoft.com/office/word/2006/wordml" xmlns:wps="http://schemas.microsoft.com/office/word/2010/wordprocessingShape" mc:Ignorable="w14 w15 w16se w16cid w16 w16cex w16sdtdh wp14">
+<w:ftr xmlns:wpc="http://schemas.microsoft.com/office/word/2010/wordprocessingCanvas" xmlns:cx="http://schemas.microsoft.com/office/drawing/2014/chartex" xmlns:cx1="http://schemas.microsoft.com/office/drawing/2015/9/8/chartex" xmlns:cx2="http://schemas.microsoft.com/office/drawing/2015/10/21/chartex" xmlns:cx3="http://schemas.microsoft.com/office/drawing/2016/5/9/chartex" xmlns:cx4="http://schemas.microsoft.com/office/drawing/2016/5/10/chartex" xmlns:cx5="http://schemas.microsoft.com/office/drawing/2016/5/11/chartex" xmlns:cx6="http://schemas.microsoft.com/office/drawing/2016/5/12/chartex" xmlns:cx7="http://schemas.microsoft.com/office/drawing/2016/5/13/chartex" xmlns:cx8="http://schemas.microsoft.com/office/drawing/2016/5/14/chartex" xmlns:mc="http://schemas.openxmlformats.org/markup-compatibility/2006" xmlns:aink="http://schemas.microsoft.com/office/drawing/2016/ink" xmlns:am3d="http://schemas.microsoft.com/office/drawing/2017/model3d" xmlns:o="urn:schemas-microsoft-com:office:office" xmlns:oel="http://schemas.microsoft.com/office/2019/extlst" xmlns:r="http://schemas.openxmlformats.org/officeDocument/2006/relationships" xmlns:m="http://schemas.openxmlformats.org/officeDocument/2006/math" xmlns:v="urn:schemas-microsoft-com:vml" xmlns:wp14="http://schemas.microsoft.com/office/word/2010/wordprocessingDrawing" xmlns:wp="http://schemas.openxmlformats.org/drawingml/2006/wordprocessingDrawing" xmlns:w10="urn:schemas-microsoft-com:office:word" xmlns:w="http://schemas.openxmlformats.org/wordprocessingml/2006/main" xmlns:w14="http://schemas.microsoft.com/office/word/2010/wordml" xmlns:w15="http://schemas.microsoft.com/office/word/2012/wordml" xmlns:w16cex="http://schemas.microsoft.com/office/word/2018/wordml/cex" xmlns:w16cid="http://schemas.microsoft.com/office/word/2016/wordml/cid" xmlns:w16="http://schemas.microsoft.com/office/word/2018/wordml" xmlns:w16du="http://schemas.microsoft.com/office/word/2023/wordml/word16du" xmlns:w16sdtdh="http://schemas.microsoft.com/office/word/2020/wordml/sdtdatahash" xmlns:w16sdtfl="http://schemas.microsoft.com/office/word/2024/wordml/sdtformatlock" xmlns:w16se="http://schemas.microsoft.com/office/word/2015/wordml/symex" xmlns:wpg="http://schemas.microsoft.com/office/word/2010/wordprocessingGroup" xmlns:wpi="http://schemas.microsoft.com/office/word/2010/wordprocessingInk" xmlns:wne="http://schemas.microsoft.com/office/word/2006/wordml" xmlns:wps="http://schemas.microsoft.com/office/word/2010/wordprocessingShape" mc:Ignorable="w14 w15 w16se w16cid w16 w16cex w16sdtdh w16sdtfl w16du wp14">
   <w:sdt>
     <w:sdtPr>
       <w:id w:val="-1112200718"/>
@@ -1718,7 +1546,6 @@
         <w:docPartUnique/>
       </w:docPartObj>
     </w:sdtPr>
-    <w:sdtEndPr/>
     <w:sdtContent>
       <w:p>
         <w:pPr>
@@ -1761,7 +1588,7 @@
 </file>
 
 <file path=word/footnotes.xml><?xml version="1.0" encoding="utf-8"?>
-<w:footnotes xmlns:wpc="http://schemas.microsoft.com/office/word/2010/wordprocessingCanvas" xmlns:cx="http://schemas.microsoft.com/office/drawing/2014/chartex" xmlns:cx1="http://schemas.microsoft.com/office/drawing/2015/9/8/chartex" xmlns:cx2="http://schemas.microsoft.com/office/drawing/2015/10/21/chartex" xmlns:cx3="http://schemas.microsoft.com/office/drawing/2016/5/9/chartex" xmlns:cx4="http://schemas.microsoft.com/office/drawing/2016/5/10/chartex" xmlns:cx5="http://schemas.microsoft.com/office/drawing/2016/5/11/chartex" xmlns:cx6="http://schemas.microsoft.com/office/drawing/2016/5/12/chartex" xmlns:cx7="http://schemas.microsoft.com/office/drawing/2016/5/13/chartex" xmlns:cx8="http://schemas.microsoft.com/office/drawing/2016/5/14/chartex" xmlns:mc="http://schemas.openxmlformats.org/markup-compatibility/2006" xmlns:aink="http://schemas.microsoft.com/office/drawing/2016/ink" xmlns:am3d="http://schemas.microsoft.com/office/drawing/2017/model3d" xmlns:o="urn:schemas-microsoft-com:office:office" xmlns:r="http://schemas.openxmlformats.org/officeDocument/2006/relationships" xmlns:m="http://schemas.openxmlformats.org/officeDocument/2006/math" xmlns:v="urn:schemas-microsoft-com:vml" xmlns:wp14="http://schemas.microsoft.com/office/word/2010/wordprocessingDrawing" xmlns:wp="http://schemas.openxmlformats.org/drawingml/2006/wordprocessingDrawing" xmlns:w10="urn:schemas-microsoft-com:office:word" xmlns:w="http://schemas.openxmlformats.org/wordprocessingml/2006/main" xmlns:w14="http://schemas.microsoft.com/office/word/2010/wordml" xmlns:w15="http://schemas.microsoft.com/office/word/2012/wordml" xmlns:w16cex="http://schemas.microsoft.com/office/word/2018/wordml/cex" xmlns:w16cid="http://schemas.microsoft.com/office/word/2016/wordml/cid" xmlns:w16="http://schemas.microsoft.com/office/word/2018/wordml" xmlns:w16sdtdh="http://schemas.microsoft.com/office/word/2020/wordml/sdtdatahash" xmlns:w16se="http://schemas.microsoft.com/office/word/2015/wordml/symex" xmlns:wpg="http://schemas.microsoft.com/office/word/2010/wordprocessingGroup" xmlns:wpi="http://schemas.microsoft.com/office/word/2010/wordprocessingInk" xmlns:wne="http://schemas.microsoft.com/office/word/2006/wordml" xmlns:wps="http://schemas.microsoft.com/office/word/2010/wordprocessingShape" mc:Ignorable="w14 w15 w16se w16cid w16 w16cex w16sdtdh wp14">
+<w:footnotes xmlns:wpc="http://schemas.microsoft.com/office/word/2010/wordprocessingCanvas" xmlns:cx="http://schemas.microsoft.com/office/drawing/2014/chartex" xmlns:cx1="http://schemas.microsoft.com/office/drawing/2015/9/8/chartex" xmlns:cx2="http://schemas.microsoft.com/office/drawing/2015/10/21/chartex" xmlns:cx3="http://schemas.microsoft.com/office/drawing/2016/5/9/chartex" xmlns:cx4="http://schemas.microsoft.com/office/drawing/2016/5/10/chartex" xmlns:cx5="http://schemas.microsoft.com/office/drawing/2016/5/11/chartex" xmlns:cx6="http://schemas.microsoft.com/office/drawing/2016/5/12/chartex" xmlns:cx7="http://schemas.microsoft.com/office/drawing/2016/5/13/chartex" xmlns:cx8="http://schemas.microsoft.com/office/drawing/2016/5/14/chartex" xmlns:mc="http://schemas.openxmlformats.org/markup-compatibility/2006" xmlns:aink="http://schemas.microsoft.com/office/drawing/2016/ink" xmlns:am3d="http://schemas.microsoft.com/office/drawing/2017/model3d" xmlns:o="urn:schemas-microsoft-com:office:office" xmlns:oel="http://schemas.microsoft.com/office/2019/extlst" xmlns:r="http://schemas.openxmlformats.org/officeDocument/2006/relationships" xmlns:m="http://schemas.openxmlformats.org/officeDocument/2006/math" xmlns:v="urn:schemas-microsoft-com:vml" xmlns:wp14="http://schemas.microsoft.com/office/word/2010/wordprocessingDrawing" xmlns:wp="http://schemas.openxmlformats.org/drawingml/2006/wordprocessingDrawing" xmlns:w10="urn:schemas-microsoft-com:office:word" xmlns:w="http://schemas.openxmlformats.org/wordprocessingml/2006/main" xmlns:w14="http://schemas.microsoft.com/office/word/2010/wordml" xmlns:w15="http://schemas.microsoft.com/office/word/2012/wordml" xmlns:w16cex="http://schemas.microsoft.com/office/word/2018/wordml/cex" xmlns:w16cid="http://schemas.microsoft.com/office/word/2016/wordml/cid" xmlns:w16="http://schemas.microsoft.com/office/word/2018/wordml" xmlns:w16du="http://schemas.microsoft.com/office/word/2023/wordml/word16du" xmlns:w16sdtdh="http://schemas.microsoft.com/office/word/2020/wordml/sdtdatahash" xmlns:w16sdtfl="http://schemas.microsoft.com/office/word/2024/wordml/sdtformatlock" xmlns:w16se="http://schemas.microsoft.com/office/word/2015/wordml/symex" xmlns:wpg="http://schemas.microsoft.com/office/word/2010/wordprocessingGroup" xmlns:wpi="http://schemas.microsoft.com/office/word/2010/wordprocessingInk" xmlns:wne="http://schemas.microsoft.com/office/word/2006/wordml" xmlns:wps="http://schemas.microsoft.com/office/word/2010/wordprocessingShape" mc:Ignorable="w14 w15 w16se w16cid w16 w16cex w16sdtdh w16sdtfl w16du wp14">
   <w:footnote w:type="separator" w:id="-1">
     <w:p>
       <w:r>
@@ -1780,7 +1607,7 @@
 </file>
 
 <file path=word/numbering.xml><?xml version="1.0" encoding="utf-8"?>
-<w:numbering xmlns:wpc="http://schemas.microsoft.com/office/word/2010/wordprocessingCanvas" xmlns:cx="http://schemas.microsoft.com/office/drawing/2014/chartex" xmlns:cx1="http://schemas.microsoft.com/office/drawing/2015/9/8/chartex" xmlns:cx2="http://schemas.microsoft.com/office/drawing/2015/10/21/chartex" xmlns:cx3="http://schemas.microsoft.com/office/drawing/2016/5/9/chartex" xmlns:cx4="http://schemas.microsoft.com/office/drawing/2016/5/10/chartex" xmlns:cx5="http://schemas.microsoft.com/office/drawing/2016/5/11/chartex" xmlns:cx6="http://schemas.microsoft.com/office/drawing/2016/5/12/chartex" xmlns:cx7="http://schemas.microsoft.com/office/drawing/2016/5/13/chartex" xmlns:cx8="http://schemas.microsoft.com/office/drawing/2016/5/14/chartex" xmlns:mc="http://schemas.openxmlformats.org/markup-compatibility/2006" xmlns:aink="http://schemas.microsoft.com/office/drawing/2016/ink" xmlns:am3d="http://schemas.microsoft.com/office/drawing/2017/model3d" xmlns:o="urn:schemas-microsoft-com:office:office" xmlns:r="http://schemas.openxmlformats.org/officeDocument/2006/relationships" xmlns:m="http://schemas.openxmlformats.org/officeDocument/2006/math" xmlns:v="urn:schemas-microsoft-com:vml" xmlns:wp14="http://schemas.microsoft.com/office/word/2010/wordprocessingDrawing" xmlns:wp="http://schemas.openxmlformats.org/drawingml/2006/wordprocessingDrawing" xmlns:w10="urn:schemas-microsoft-com:office:word" xmlns:w="http://schemas.openxmlformats.org/wordprocessingml/2006/main" xmlns:w14="http://schemas.microsoft.com/office/word/2010/wordml" xmlns:w15="http://schemas.microsoft.com/office/word/2012/wordml" xmlns:w16cex="http://schemas.microsoft.com/office/word/2018/wordml/cex" xmlns:w16cid="http://schemas.microsoft.com/office/word/2016/wordml/cid" xmlns:w16="http://schemas.microsoft.com/office/word/2018/wordml" xmlns:w16sdtdh="http://schemas.microsoft.com/office/word/2020/wordml/sdtdatahash" xmlns:w16se="http://schemas.microsoft.com/office/word/2015/wordml/symex" xmlns:wpg="http://schemas.microsoft.com/office/word/2010/wordprocessingGroup" xmlns:wpi="http://schemas.microsoft.com/office/word/2010/wordprocessingInk" xmlns:wne="http://schemas.microsoft.com/office/word/2006/wordml" xmlns:wps="http://schemas.microsoft.com/office/word/2010/wordprocessingShape" mc:Ignorable="w14 w15 w16se w16cid w16 w16cex w16sdtdh wp14">
+<w:numbering xmlns:wpc="http://schemas.microsoft.com/office/word/2010/wordprocessingCanvas" xmlns:cx="http://schemas.microsoft.com/office/drawing/2014/chartex" xmlns:cx1="http://schemas.microsoft.com/office/drawing/2015/9/8/chartex" xmlns:cx2="http://schemas.microsoft.com/office/drawing/2015/10/21/chartex" xmlns:cx3="http://schemas.microsoft.com/office/drawing/2016/5/9/chartex" xmlns:cx4="http://schemas.microsoft.com/office/drawing/2016/5/10/chartex" xmlns:cx5="http://schemas.microsoft.com/office/drawing/2016/5/11/chartex" xmlns:cx6="http://schemas.microsoft.com/office/drawing/2016/5/12/chartex" xmlns:cx7="http://schemas.microsoft.com/office/drawing/2016/5/13/chartex" xmlns:cx8="http://schemas.microsoft.com/office/drawing/2016/5/14/chartex" xmlns:mc="http://schemas.openxmlformats.org/markup-compatibility/2006" xmlns:aink="http://schemas.microsoft.com/office/drawing/2016/ink" xmlns:am3d="http://schemas.microsoft.com/office/drawing/2017/model3d" xmlns:o="urn:schemas-microsoft-com:office:office" xmlns:oel="http://schemas.microsoft.com/office/2019/extlst" xmlns:r="http://schemas.openxmlformats.org/officeDocument/2006/relationships" xmlns:m="http://schemas.openxmlformats.org/officeDocument/2006/math" xmlns:v="urn:schemas-microsoft-com:vml" xmlns:wp14="http://schemas.microsoft.com/office/word/2010/wordprocessingDrawing" xmlns:wp="http://schemas.openxmlformats.org/drawingml/2006/wordprocessingDrawing" xmlns:w10="urn:schemas-microsoft-com:office:word" xmlns:w="http://schemas.openxmlformats.org/wordprocessingml/2006/main" xmlns:w14="http://schemas.microsoft.com/office/word/2010/wordml" xmlns:w15="http://schemas.microsoft.com/office/word/2012/wordml" xmlns:w16cex="http://schemas.microsoft.com/office/word/2018/wordml/cex" xmlns:w16cid="http://schemas.microsoft.com/office/word/2016/wordml/cid" xmlns:w16="http://schemas.microsoft.com/office/word/2018/wordml" xmlns:w16du="http://schemas.microsoft.com/office/word/2023/wordml/word16du" xmlns:w16sdtdh="http://schemas.microsoft.com/office/word/2020/wordml/sdtdatahash" xmlns:w16sdtfl="http://schemas.microsoft.com/office/word/2024/wordml/sdtformatlock" xmlns:w16se="http://schemas.microsoft.com/office/word/2015/wordml/symex" xmlns:wpg="http://schemas.microsoft.com/office/word/2010/wordprocessingGroup" xmlns:wpi="http://schemas.microsoft.com/office/word/2010/wordprocessingInk" xmlns:wne="http://schemas.microsoft.com/office/word/2006/wordml" xmlns:wps="http://schemas.microsoft.com/office/word/2010/wordprocessingShape" mc:Ignorable="w14 w15 w16se w16cid w16 w16cex w16sdtdh w16sdtfl w16du wp14">
   <w:abstractNum w:abstractNumId="0" w15:restartNumberingAfterBreak="0">
     <w:nsid w:val="24824F86"/>
     <w:multiLevelType w:val="hybridMultilevel"/>
@@ -2559,35 +2386,35 @@
       </w:rPr>
     </w:lvl>
   </w:abstractNum>
-  <w:num w:numId="1">
+  <w:num w:numId="1" w16cid:durableId="1255282815">
     <w:abstractNumId w:val="4"/>
   </w:num>
-  <w:num w:numId="2">
+  <w:num w:numId="2" w16cid:durableId="1755079469">
     <w:abstractNumId w:val="3"/>
   </w:num>
-  <w:num w:numId="3">
+  <w:num w:numId="3" w16cid:durableId="2125076321">
     <w:abstractNumId w:val="6"/>
   </w:num>
-  <w:num w:numId="4">
+  <w:num w:numId="4" w16cid:durableId="668294580">
     <w:abstractNumId w:val="2"/>
   </w:num>
-  <w:num w:numId="5">
+  <w:num w:numId="5" w16cid:durableId="1742560015">
     <w:abstractNumId w:val="7"/>
   </w:num>
-  <w:num w:numId="6">
+  <w:num w:numId="6" w16cid:durableId="396514699">
     <w:abstractNumId w:val="1"/>
   </w:num>
-  <w:num w:numId="7">
+  <w:num w:numId="7" w16cid:durableId="970599205">
     <w:abstractNumId w:val="5"/>
   </w:num>
-  <w:num w:numId="8">
+  <w:num w:numId="8" w16cid:durableId="627009474">
     <w:abstractNumId w:val="0"/>
   </w:num>
 </w:numbering>
 </file>
 
 <file path=word/styles.xml><?xml version="1.0" encoding="utf-8"?>
-<w:styles xmlns:mc="http://schemas.openxmlformats.org/markup-compatibility/2006" xmlns:r="http://schemas.openxmlformats.org/officeDocument/2006/relationships" xmlns:w="http://schemas.openxmlformats.org/wordprocessingml/2006/main" xmlns:w14="http://schemas.microsoft.com/office/word/2010/wordml" xmlns:w15="http://schemas.microsoft.com/office/word/2012/wordml" xmlns:w16cex="http://schemas.microsoft.com/office/word/2018/wordml/cex" xmlns:w16cid="http://schemas.microsoft.com/office/word/2016/wordml/cid" xmlns:w16="http://schemas.microsoft.com/office/word/2018/wordml" xmlns:w16sdtdh="http://schemas.microsoft.com/office/word/2020/wordml/sdtdatahash" xmlns:w16se="http://schemas.microsoft.com/office/word/2015/wordml/symex" mc:Ignorable="w14 w15 w16se w16cid w16 w16cex w16sdtdh">
+<w:styles xmlns:mc="http://schemas.openxmlformats.org/markup-compatibility/2006" xmlns:r="http://schemas.openxmlformats.org/officeDocument/2006/relationships" xmlns:w="http://schemas.openxmlformats.org/wordprocessingml/2006/main" xmlns:w14="http://schemas.microsoft.com/office/word/2010/wordml" xmlns:w15="http://schemas.microsoft.com/office/word/2012/wordml" xmlns:w16cex="http://schemas.microsoft.com/office/word/2018/wordml/cex" xmlns:w16cid="http://schemas.microsoft.com/office/word/2016/wordml/cid" xmlns:w16="http://schemas.microsoft.com/office/word/2018/wordml" xmlns:w16du="http://schemas.microsoft.com/office/word/2023/wordml/word16du" xmlns:w16sdtdh="http://schemas.microsoft.com/office/word/2020/wordml/sdtdatahash" xmlns:w16sdtfl="http://schemas.microsoft.com/office/word/2024/wordml/sdtformatlock" xmlns:w16se="http://schemas.microsoft.com/office/word/2015/wordml/symex" mc:Ignorable="w14 w15 w16se w16cid w16 w16cex w16sdtdh w16sdtfl w16du">
   <w:docDefaults>
     <w:rPrDefault>
       <w:rPr>
